--- a/preview/docxs/33-product-designer.docx
+++ b/preview/docxs/33-product-designer.docx
@@ -987,7 +987,7 @@
               </w:rPr>
               <w:t xml:space="preserve">Demo: </w:t>
             </w:r>
-            <w:hyperlink w:history="1" r:id="rId_b_ijhlhimmn_nnr6-pi0">
+            <w:hyperlink w:history="1" r:id="rId1-hxset1ewnc-n2r1bhzd">
               <w:r>
                 <w:rPr>
                   <w:color w:val="111827"/>
@@ -1015,7 +1015,7 @@
               </w:rPr>
               <w:t xml:space="preserve">Code: </w:t>
             </w:r>
-            <w:hyperlink w:history="1" r:id="rId87-91qyzlmk1igihz3xt8">
+            <w:hyperlink w:history="1" r:id="rId_84bsrdyna9bjulwspskb">
               <w:r>
                 <w:rPr>
                   <w:color w:val="111827"/>
@@ -1105,7 +1105,7 @@
               </w:rPr>
               <w:t xml:space="preserve">Demo: </w:t>
             </w:r>
-            <w:hyperlink w:history="1" r:id="rIdauchn5uoslub1ixnt0rs0">
+            <w:hyperlink w:history="1" r:id="rIdiqe8xzcv4x9ndx4c9_zuu">
               <w:r>
                 <w:rPr>
                   <w:color w:val="111827"/>
@@ -1435,7 +1435,7 @@
               </w:rPr>
               <w:t xml:space="preserve">Portfolio: </w:t>
             </w:r>
-            <w:hyperlink w:history="1" r:id="rId3n_xczvvar2xg7hekzkty">
+            <w:hyperlink w:history="1" r:id="rId5xr1peyad1rxw1mlwr9w1">
               <w:r>
                 <w:rPr>
                   <w:color w:val="111827"/>
